--- a/Wokrshop-final/Dossier-Soutenance-Bloc5-M2Shop.docx
+++ b/Wokrshop-final/Dossier-Soutenance-Bloc5-M2Shop.docx
@@ -20,29 +20,7 @@
           <w:sz w:val="28"/>
           <w:lang w:val="fr-FR"/>
         </w:rPr>
-        <w:t xml:space="preserve">BLOC </w:t>
-      </w:r>
-      <w:proofErr w:type="gramStart"/>
-      <w:r>
-        <w:rPr>
-          <w:rFonts w:eastAsia="Calibri"/>
-          <w:b/>
-          <w:color w:val="1F6F6A"/>
-          <w:sz w:val="28"/>
-          <w:lang w:val="fr-FR"/>
-        </w:rPr>
-        <w:t>5  —</w:t>
-      </w:r>
-      <w:proofErr w:type="gramEnd"/>
-      <w:r>
-        <w:rPr>
-          <w:rFonts w:eastAsia="Calibri"/>
-          <w:b/>
-          <w:color w:val="1F6F6A"/>
-          <w:sz w:val="28"/>
-          <w:lang w:val="fr-FR"/>
-        </w:rPr>
-        <w:t xml:space="preserve">  Systèmes et Réseaux</w:t>
+        <w:t>BLOC 5  —  Systèmes et Réseaux</w:t>
       </w:r>
     </w:p>
     <w:p>
@@ -77,27 +55,7 @@
           <w:sz w:val="32"/>
           <w:lang w:val="fr-FR"/>
         </w:rPr>
-        <w:t>M2-</w:t>
-      </w:r>
-      <w:proofErr w:type="gramStart"/>
-      <w:r>
-        <w:rPr>
-          <w:rFonts w:eastAsia="Calibri"/>
-          <w:color w:val="1F6F6A"/>
-          <w:sz w:val="32"/>
-          <w:lang w:val="fr-FR"/>
-        </w:rPr>
-        <w:t>Shop  ·</w:t>
-      </w:r>
-      <w:proofErr w:type="gramEnd"/>
-      <w:r>
-        <w:rPr>
-          <w:rFonts w:eastAsia="Calibri"/>
-          <w:color w:val="1F6F6A"/>
-          <w:sz w:val="32"/>
-          <w:lang w:val="fr-FR"/>
-        </w:rPr>
-        <w:t xml:space="preserve">  Observabilité sécurisée</w:t>
+        <w:t>M2-Shop  ·  Observabilité sécurisée</w:t>
       </w:r>
     </w:p>
     <w:p>
@@ -302,68 +260,77 @@
         </w:rPr>
         <w:br w:type="page"/>
       </w:r>
+      <w:r>
+        <w:rPr>
+          <w:lang w:val="fr-FR"/>
+        </w:rPr>
+        <w:lastRenderedPageBreak/>
+        <w:t xml:space="preserve">La société M2-Shop (plateforme de commerce électronique) souhaite refondre complètement sa stratégie d'observabilité. Suite à un audit de sécurité récent, l’ANSSI a pointé du doigt la porosité de l’ancienne infrastructure de supervision. </w:t>
+      </w:r>
+      <w:r>
+        <w:rPr>
+          <w:lang w:val="fr-FR"/>
+        </w:rPr>
+        <w:t>Ma</w:t>
+      </w:r>
+      <w:r>
+        <w:rPr>
+          <w:lang w:val="fr-FR"/>
+        </w:rPr>
+        <w:t xml:space="preserve"> mission </w:t>
+      </w:r>
+      <w:r>
+        <w:rPr>
+          <w:lang w:val="fr-FR"/>
+        </w:rPr>
+        <w:t xml:space="preserve">en tant qu’expert en architecture des systèmes d’informations </w:t>
+      </w:r>
+      <w:r>
+        <w:rPr>
+          <w:lang w:val="fr-FR"/>
+        </w:rPr>
+        <w:t>est de concevoir et déployer une plateforme d’observabilité centralisée et durcie, capable d'absorber les métriques et les logs de la zone de production tout en garantissant un cloisonnement strict des réseaux d'administration.</w:t>
+      </w:r>
     </w:p>
     <w:p>
       <w:pPr>
-        <w:pStyle w:val="Titre2"/>
+        <w:rPr>
+          <w:lang w:val="fr-FR"/>
+        </w:rPr>
       </w:pPr>
-    </w:p>
-    <w:p>
-      <w:pPr>
-        <w:pStyle w:val="Titre2"/>
-        <w:rPr>
-          <w:lang w:val="fr-FR"/>
-        </w:rPr>
-      </w:pPr>
-      <w:r>
-        <w:drawing>
-          <wp:inline distT="0" distB="0" distL="0" distR="0" wp14:anchorId="00484580" wp14:editId="1192F373">
-            <wp:extent cx="5976620" cy="442595"/>
-            <wp:effectExtent l="0" t="0" r="5080" b="0"/>
-            <wp:docPr id="236341897" name="Image 1"/>
-            <wp:cNvGraphicFramePr>
-              <a:graphicFrameLocks xmlns:a="http://schemas.openxmlformats.org/drawingml/2006/main" noChangeAspect="1"/>
-            </wp:cNvGraphicFramePr>
-            <a:graphic xmlns:a="http://schemas.openxmlformats.org/drawingml/2006/main">
-              <a:graphicData uri="http://schemas.openxmlformats.org/drawingml/2006/picture">
-                <pic:pic xmlns:pic="http://schemas.openxmlformats.org/drawingml/2006/picture">
-                  <pic:nvPicPr>
-                    <pic:cNvPr id="0" name="Picture 1"/>
-                    <pic:cNvPicPr>
-                      <a:picLocks noChangeAspect="1" noChangeArrowheads="1"/>
-                    </pic:cNvPicPr>
-                  </pic:nvPicPr>
-                  <pic:blipFill>
-                    <a:blip r:embed="rId8">
-                      <a:extLst>
-                        <a:ext uri="{28A0092B-C50C-407E-A947-70E740481C1C}">
-                          <a14:useLocalDpi xmlns:a14="http://schemas.microsoft.com/office/drawing/2010/main" val="0"/>
-                        </a:ext>
-                      </a:extLst>
-                    </a:blip>
-                    <a:srcRect/>
-                    <a:stretch>
-                      <a:fillRect/>
-                    </a:stretch>
-                  </pic:blipFill>
-                  <pic:spPr bwMode="auto">
-                    <a:xfrm>
-                      <a:off x="0" y="0"/>
-                      <a:ext cx="5976620" cy="442595"/>
-                    </a:xfrm>
-                    <a:prstGeom prst="rect">
-                      <a:avLst/>
-                    </a:prstGeom>
-                    <a:noFill/>
-                    <a:ln>
-                      <a:noFill/>
-                    </a:ln>
-                  </pic:spPr>
-                </pic:pic>
-              </a:graphicData>
-            </a:graphic>
-          </wp:inline>
-        </w:drawing>
+      <w:r>
+        <w:rPr>
+          <w:lang w:val="fr-FR"/>
+        </w:rPr>
+        <w:t xml:space="preserve">Le Poc montre une observabilité compatible </w:t>
+      </w:r>
+      <w:proofErr w:type="spellStart"/>
+      <w:r>
+        <w:rPr>
+          <w:lang w:val="fr-FR"/>
+        </w:rPr>
+        <w:t>Zero</w:t>
+      </w:r>
+      <w:proofErr w:type="spellEnd"/>
+      <w:r>
+        <w:rPr>
+          <w:lang w:val="fr-FR"/>
+        </w:rPr>
+        <w:t xml:space="preserve">-Trust : 3 zones, 4 flux </w:t>
+      </w:r>
+      <w:proofErr w:type="spellStart"/>
+      <w:r>
+        <w:rPr>
+          <w:lang w:val="fr-FR"/>
+        </w:rPr>
+        <w:t>Iac</w:t>
+      </w:r>
+      <w:proofErr w:type="spellEnd"/>
+      <w:r>
+        <w:rPr>
+          <w:lang w:val="fr-FR"/>
+        </w:rPr>
+        <w:t>, recette rejouable et testé</w:t>
       </w:r>
     </w:p>
     <w:p>
@@ -700,23 +667,7 @@
                 <w:rFonts w:eastAsia="Calibri"/>
                 <w:sz w:val="18"/>
               </w:rPr>
-              <w:t xml:space="preserve"> Zero-</w:t>
-            </w:r>
-            <w:proofErr w:type="gramStart"/>
-            <w:r>
-              <w:rPr>
-                <w:rFonts w:eastAsia="Calibri"/>
-                <w:sz w:val="18"/>
-              </w:rPr>
-              <w:t>Trust,</w:t>
-            </w:r>
-            <w:proofErr w:type="gramEnd"/>
-            <w:r>
-              <w:rPr>
-                <w:rFonts w:eastAsia="Calibri"/>
-                <w:sz w:val="18"/>
-              </w:rPr>
-              <w:t xml:space="preserve"> </w:t>
+              <w:t xml:space="preserve"> Zero-Trust, </w:t>
             </w:r>
             <w:proofErr w:type="spellStart"/>
             <w:r>
@@ -1937,29 +1888,13 @@
           <w:b/>
           <w:color w:val="1B3A4B"/>
         </w:rPr>
-        <w:t xml:space="preserve">RTO </w:t>
-      </w:r>
-      <w:proofErr w:type="gramStart"/>
-      <w:r>
-        <w:rPr>
-          <w:rFonts w:eastAsia="Calibri"/>
-          <w:b/>
-          <w:color w:val="1B3A4B"/>
-        </w:rPr>
-        <w:t>Nginx</w:t>
-      </w:r>
-      <w:r>
-        <w:rPr>
-          <w:rFonts w:eastAsia="Calibri"/>
-        </w:rPr>
-        <w:t xml:space="preserve"> :</w:t>
-      </w:r>
-      <w:proofErr w:type="gramEnd"/>
-      <w:r>
-        <w:rPr>
-          <w:rFonts w:eastAsia="Calibri"/>
-        </w:rPr>
-        <w:t xml:space="preserve"> &lt; 60 s → </w:t>
+        <w:t>RTO Nginx</w:t>
+      </w:r>
+      <w:r>
+        <w:rPr>
+          <w:rFonts w:eastAsia="Calibri"/>
+        </w:rPr>
+        <w:t xml:space="preserve"> : &lt; 60 s → </w:t>
       </w:r>
       <w:proofErr w:type="spellStart"/>
       <w:r>
@@ -2754,16 +2689,8 @@
         <w:rPr>
           <w:lang w:val="fr-FR"/>
         </w:rPr>
-        <w:t xml:space="preserve">, </w:t>
-      </w:r>
-      <w:proofErr w:type="gramStart"/>
-      <w:r>
-        <w:rPr>
-          <w:lang w:val="fr-FR"/>
-        </w:rPr>
-        <w:t>HLD,LLD</w:t>
-      </w:r>
-      <w:proofErr w:type="gramEnd"/>
+        <w:t>, HLD,LLD</w:t>
+      </w:r>
       <w:r>
         <w:rPr>
           <w:lang w:val="fr-FR"/>
@@ -2872,19 +2799,11 @@
         </w:rPr>
         <w:t>Low Level Design</w:t>
       </w:r>
-      <w:proofErr w:type="gramStart"/>
-      <w:r>
-        <w:rPr>
-          <w:rFonts w:eastAsia="Calibri"/>
-        </w:rPr>
-        <w:t>) :</w:t>
-      </w:r>
-      <w:proofErr w:type="gramEnd"/>
-      <w:r>
-        <w:rPr>
-          <w:rFonts w:eastAsia="Calibri"/>
-        </w:rPr>
-        <w:t xml:space="preserve"> IPs, ports, services, </w:t>
+      <w:r>
+        <w:rPr>
+          <w:rFonts w:eastAsia="Calibri"/>
+        </w:rPr>
+        <w:t xml:space="preserve">) : IPs, ports, services, </w:t>
       </w:r>
       <w:proofErr w:type="spellStart"/>
       <w:r>
@@ -3140,7 +3059,7 @@
                     <pic:cNvPicPr/>
                   </pic:nvPicPr>
                   <pic:blipFill>
-                    <a:blip r:embed="rId9"/>
+                    <a:blip r:embed="rId8"/>
                     <a:stretch>
                       <a:fillRect/>
                     </a:stretch>
@@ -3648,34 +3567,16 @@
                 <w:sz w:val="18"/>
                 <w:lang w:val="fr-FR"/>
               </w:rPr>
-              <w:t xml:space="preserve">Servir le site, pousser métriques/logs, </w:t>
-            </w:r>
-            <w:proofErr w:type="gramStart"/>
+              <w:t>Servir le site, pousser métriques/logs, s'</w:t>
+            </w:r>
+            <w:proofErr w:type="spellStart"/>
             <w:r>
               <w:rPr>
                 <w:rFonts w:eastAsia="Calibri"/>
                 <w:sz w:val="18"/>
                 <w:lang w:val="fr-FR"/>
               </w:rPr>
-              <w:t>s'</w:t>
-            </w:r>
-            <w:proofErr w:type="spellStart"/>
-            <w:r>
-              <w:rPr>
-                <w:rFonts w:eastAsia="Calibri"/>
-                <w:sz w:val="18"/>
-                <w:lang w:val="fr-FR"/>
-              </w:rPr>
-              <w:t>auto</w:t>
-            </w:r>
-            <w:proofErr w:type="gramEnd"/>
-            <w:r>
-              <w:rPr>
-                <w:rFonts w:eastAsia="Calibri"/>
-                <w:sz w:val="18"/>
-                <w:lang w:val="fr-FR"/>
-              </w:rPr>
-              <w:t>-réparer</w:t>
+              <w:t>auto-réparer</w:t>
             </w:r>
             <w:proofErr w:type="spellEnd"/>
           </w:p>
@@ -4597,29 +4498,13 @@
           <w:b/>
           <w:color w:val="1B3A4B"/>
         </w:rPr>
-        <w:t xml:space="preserve">Prometheus → Node </w:t>
-      </w:r>
-      <w:proofErr w:type="gramStart"/>
-      <w:r>
-        <w:rPr>
-          <w:rFonts w:eastAsia="Calibri"/>
-          <w:b/>
-          <w:color w:val="1B3A4B"/>
-        </w:rPr>
-        <w:t>Exporter</w:t>
-      </w:r>
-      <w:r>
-        <w:rPr>
-          <w:rFonts w:eastAsia="Calibri"/>
-        </w:rPr>
-        <w:t xml:space="preserve"> :</w:t>
-      </w:r>
-      <w:proofErr w:type="gramEnd"/>
-      <w:r>
-        <w:rPr>
-          <w:rFonts w:eastAsia="Calibri"/>
-        </w:rPr>
-        <w:t xml:space="preserve"> scrape PULL </w:t>
+        <w:t>Prometheus → Node Exporter</w:t>
+      </w:r>
+      <w:r>
+        <w:rPr>
+          <w:rFonts w:eastAsia="Calibri"/>
+        </w:rPr>
+        <w:t xml:space="preserve"> : scrape PULL </w:t>
       </w:r>
       <w:proofErr w:type="spellStart"/>
       <w:r>
@@ -4646,29 +4531,13 @@
           <w:b/>
           <w:color w:val="1B3A4B"/>
         </w:rPr>
-        <w:t xml:space="preserve">Zabbix Agent → Zabbix </w:t>
-      </w:r>
-      <w:proofErr w:type="gramStart"/>
-      <w:r>
-        <w:rPr>
-          <w:rFonts w:eastAsia="Calibri"/>
-          <w:b/>
-          <w:color w:val="1B3A4B"/>
-        </w:rPr>
-        <w:t>Server</w:t>
-      </w:r>
-      <w:r>
-        <w:rPr>
-          <w:rFonts w:eastAsia="Calibri"/>
-        </w:rPr>
-        <w:t xml:space="preserve"> :</w:t>
-      </w:r>
-      <w:proofErr w:type="gramEnd"/>
-      <w:r>
-        <w:rPr>
-          <w:rFonts w:eastAsia="Calibri"/>
-        </w:rPr>
-        <w:t xml:space="preserve"> push PSK (Prod → Admin). Le </w:t>
+        <w:t>Zabbix Agent → Zabbix Server</w:t>
+      </w:r>
+      <w:r>
+        <w:rPr>
+          <w:rFonts w:eastAsia="Calibri"/>
+        </w:rPr>
+        <w:t xml:space="preserve"> : push PSK (Prod → Admin). Le </w:t>
       </w:r>
       <w:proofErr w:type="spellStart"/>
       <w:r>
@@ -4754,29 +4623,13 @@
           <w:b/>
           <w:color w:val="1B3A4B"/>
         </w:rPr>
-        <w:t xml:space="preserve"> → </w:t>
-      </w:r>
-      <w:proofErr w:type="gramStart"/>
-      <w:r>
-        <w:rPr>
-          <w:rFonts w:eastAsia="Calibri"/>
-          <w:b/>
-          <w:color w:val="1B3A4B"/>
-        </w:rPr>
-        <w:t>healer</w:t>
-      </w:r>
-      <w:r>
-        <w:rPr>
-          <w:rFonts w:eastAsia="Calibri"/>
-        </w:rPr>
-        <w:t xml:space="preserve"> :</w:t>
-      </w:r>
-      <w:proofErr w:type="gramEnd"/>
-      <w:r>
-        <w:rPr>
-          <w:rFonts w:eastAsia="Calibri"/>
-        </w:rPr>
-        <w:t xml:space="preserve"> </w:t>
+        <w:t xml:space="preserve"> → healer</w:t>
+      </w:r>
+      <w:r>
+        <w:rPr>
+          <w:rFonts w:eastAsia="Calibri"/>
+        </w:rPr>
+        <w:t xml:space="preserve"> : </w:t>
       </w:r>
       <w:proofErr w:type="spellStart"/>
       <w:r>
@@ -4803,29 +4656,13 @@
           <w:b/>
           <w:color w:val="1B3A4B"/>
         </w:rPr>
-        <w:t xml:space="preserve">SRE → </w:t>
-      </w:r>
-      <w:proofErr w:type="gramStart"/>
-      <w:r>
-        <w:rPr>
-          <w:rFonts w:eastAsia="Calibri"/>
-          <w:b/>
-          <w:color w:val="1B3A4B"/>
-        </w:rPr>
-        <w:t>Grafana</w:t>
-      </w:r>
-      <w:r>
-        <w:rPr>
-          <w:rFonts w:eastAsia="Calibri"/>
-        </w:rPr>
-        <w:t xml:space="preserve"> :</w:t>
-      </w:r>
-      <w:proofErr w:type="gramEnd"/>
-      <w:r>
-        <w:rPr>
-          <w:rFonts w:eastAsia="Calibri"/>
-        </w:rPr>
-        <w:t xml:space="preserve"> HTTPS via port-forward </w:t>
+        <w:t>SRE → Grafana</w:t>
+      </w:r>
+      <w:r>
+        <w:rPr>
+          <w:rFonts w:eastAsia="Calibri"/>
+        </w:rPr>
+        <w:t xml:space="preserve"> : HTTPS via port-forward </w:t>
       </w:r>
       <w:r>
         <w:rPr>
@@ -5836,14 +5673,12 @@
         <w:t>systemd</w:t>
       </w:r>
       <w:proofErr w:type="spellEnd"/>
-      <w:proofErr w:type="gramStart"/>
       <w:r>
         <w:rPr>
           <w:rFonts w:eastAsia="Calibri"/>
         </w:rPr>
         <w:t>) :</w:t>
       </w:r>
-      <w:proofErr w:type="gramEnd"/>
     </w:p>
     <w:p>
       <w:pPr>
@@ -5853,21 +5688,7 @@
         <w:rPr>
           <w:rFonts w:eastAsia="Calibri"/>
         </w:rPr>
-        <w:t>web-</w:t>
-      </w:r>
-      <w:proofErr w:type="gramStart"/>
-      <w:r>
-        <w:rPr>
-          <w:rFonts w:eastAsia="Calibri"/>
-        </w:rPr>
-        <w:t>prod :</w:t>
-      </w:r>
-      <w:proofErr w:type="gramEnd"/>
-      <w:r>
-        <w:rPr>
-          <w:rFonts w:eastAsia="Calibri"/>
-        </w:rPr>
-        <w:t xml:space="preserve"> </w:t>
+        <w:t xml:space="preserve">web-prod : </w:t>
       </w:r>
       <w:r>
         <w:rPr>
@@ -5882,19 +5703,11 @@
       <w:pPr>
         <w:pStyle w:val="Listepuces"/>
       </w:pPr>
-      <w:proofErr w:type="gramStart"/>
-      <w:r>
-        <w:rPr>
-          <w:rFonts w:eastAsia="Calibri"/>
-        </w:rPr>
-        <w:t>supervision :</w:t>
-      </w:r>
-      <w:proofErr w:type="gramEnd"/>
-      <w:r>
-        <w:rPr>
-          <w:rFonts w:eastAsia="Calibri"/>
-        </w:rPr>
-        <w:t xml:space="preserve"> </w:t>
+      <w:r>
+        <w:rPr>
+          <w:rFonts w:eastAsia="Calibri"/>
+        </w:rPr>
+        <w:t xml:space="preserve">supervision : </w:t>
       </w:r>
       <w:r>
         <w:rPr>
@@ -6942,7 +6755,6 @@
           </w:tcPr>
           <w:p>
             <w:proofErr w:type="spellStart"/>
-            <w:proofErr w:type="gramStart"/>
             <w:r>
               <w:rPr>
                 <w:rFonts w:eastAsia="Calibri"/>
@@ -6951,7 +6763,6 @@
               <w:t>Alertmanager</w:t>
             </w:r>
             <w:proofErr w:type="spellEnd"/>
-            <w:proofErr w:type="gramEnd"/>
             <w:r>
               <w:rPr>
                 <w:rFonts w:eastAsia="Calibri"/>
@@ -7678,7 +7489,6 @@
               <w:t xml:space="preserve">web-prod, </w:t>
             </w:r>
             <w:proofErr w:type="spellStart"/>
-            <w:proofErr w:type="gramStart"/>
             <w:r>
               <w:rPr>
                 <w:rFonts w:eastAsia="Calibri"/>
@@ -7687,7 +7497,6 @@
               <w:t>fw</w:t>
             </w:r>
             <w:proofErr w:type="spellEnd"/>
-            <w:proofErr w:type="gramEnd"/>
             <w:r>
               <w:rPr>
                 <w:rFonts w:eastAsia="Calibri"/>
@@ -8543,7 +8352,6 @@
           </w:tcPr>
           <w:p>
             <w:proofErr w:type="spellStart"/>
-            <w:proofErr w:type="gramStart"/>
             <w:r>
               <w:rPr>
                 <w:rFonts w:ascii="Consolas" w:eastAsia="Consolas" w:hAnsi="Consolas"/>
@@ -8553,7 +8361,6 @@
               <w:t>nginx.service</w:t>
             </w:r>
             <w:proofErr w:type="spellEnd"/>
-            <w:proofErr w:type="gramEnd"/>
           </w:p>
         </w:tc>
       </w:tr>
@@ -8654,19 +8461,9 @@
                 <w:color w:val="1F6F6A"/>
                 <w:sz w:val="16"/>
               </w:rPr>
-              <w:t>node_</w:t>
-            </w:r>
-            <w:proofErr w:type="gramStart"/>
-            <w:r>
-              <w:rPr>
-                <w:rFonts w:ascii="Consolas" w:eastAsia="Consolas" w:hAnsi="Consolas"/>
-                <w:color w:val="1F6F6A"/>
-                <w:sz w:val="16"/>
-              </w:rPr>
-              <w:t>exporter.service</w:t>
+              <w:t>node_exporter.service</w:t>
             </w:r>
             <w:proofErr w:type="spellEnd"/>
-            <w:proofErr w:type="gramEnd"/>
           </w:p>
         </w:tc>
       </w:tr>
@@ -8842,7 +8639,6 @@
           </w:tcPr>
           <w:p>
             <w:proofErr w:type="spellStart"/>
-            <w:proofErr w:type="gramStart"/>
             <w:r>
               <w:rPr>
                 <w:rFonts w:ascii="Consolas" w:eastAsia="Consolas" w:hAnsi="Consolas"/>
@@ -8852,7 +8648,6 @@
               <w:t>promtail.service</w:t>
             </w:r>
             <w:proofErr w:type="spellEnd"/>
-            <w:proofErr w:type="gramEnd"/>
           </w:p>
         </w:tc>
       </w:tr>
@@ -8941,7 +8736,6 @@
               <w:t>webhook-</w:t>
             </w:r>
             <w:proofErr w:type="spellStart"/>
-            <w:proofErr w:type="gramStart"/>
             <w:r>
               <w:rPr>
                 <w:rFonts w:ascii="Consolas" w:eastAsia="Consolas" w:hAnsi="Consolas"/>
@@ -8951,7 +8745,6 @@
               <w:t>receiver.service</w:t>
             </w:r>
             <w:proofErr w:type="spellEnd"/>
-            <w:proofErr w:type="gramEnd"/>
           </w:p>
         </w:tc>
       </w:tr>
@@ -9087,7 +8880,6 @@
           </w:tcPr>
           <w:p>
             <w:proofErr w:type="spellStart"/>
-            <w:proofErr w:type="gramStart"/>
             <w:r>
               <w:rPr>
                 <w:rFonts w:ascii="Consolas" w:eastAsia="Consolas" w:hAnsi="Consolas"/>
@@ -9097,7 +8889,6 @@
               <w:t>nftables.service</w:t>
             </w:r>
             <w:proofErr w:type="spellEnd"/>
-            <w:proofErr w:type="gramEnd"/>
           </w:p>
         </w:tc>
       </w:tr>
@@ -9185,7 +8976,6 @@
           </w:tcPr>
           <w:p>
             <w:proofErr w:type="spellStart"/>
-            <w:proofErr w:type="gramStart"/>
             <w:r>
               <w:rPr>
                 <w:rFonts w:ascii="Consolas" w:eastAsia="Consolas" w:hAnsi="Consolas"/>
@@ -9195,7 +8985,6 @@
               <w:t>prometheus.service</w:t>
             </w:r>
             <w:proofErr w:type="spellEnd"/>
-            <w:proofErr w:type="gramEnd"/>
           </w:p>
         </w:tc>
       </w:tr>
@@ -9292,7 +9081,6 @@
           </w:tcPr>
           <w:p>
             <w:proofErr w:type="spellStart"/>
-            <w:proofErr w:type="gramStart"/>
             <w:r>
               <w:rPr>
                 <w:rFonts w:ascii="Consolas" w:eastAsia="Consolas" w:hAnsi="Consolas"/>
@@ -9302,7 +9090,6 @@
               <w:t>alertmanager.service</w:t>
             </w:r>
             <w:proofErr w:type="spellEnd"/>
-            <w:proofErr w:type="gramEnd"/>
           </w:p>
         </w:tc>
       </w:tr>
@@ -9494,7 +9281,6 @@
           </w:tcPr>
           <w:p>
             <w:proofErr w:type="spellStart"/>
-            <w:proofErr w:type="gramStart"/>
             <w:r>
               <w:rPr>
                 <w:rFonts w:ascii="Consolas" w:eastAsia="Consolas" w:hAnsi="Consolas"/>
@@ -9504,7 +9290,6 @@
               <w:t>loki.service</w:t>
             </w:r>
             <w:proofErr w:type="spellEnd"/>
-            <w:proofErr w:type="gramEnd"/>
           </w:p>
         </w:tc>
       </w:tr>
@@ -9599,7 +9384,6 @@
           </w:tcPr>
           <w:p>
             <w:proofErr w:type="spellStart"/>
-            <w:proofErr w:type="gramStart"/>
             <w:r>
               <w:rPr>
                 <w:rFonts w:ascii="Consolas" w:eastAsia="Consolas" w:hAnsi="Consolas"/>
@@ -9609,7 +9393,6 @@
               <w:t>grafana.service</w:t>
             </w:r>
             <w:proofErr w:type="spellEnd"/>
-            <w:proofErr w:type="gramEnd"/>
           </w:p>
         </w:tc>
       </w:tr>
@@ -9845,7 +9628,6 @@
               </w:rPr>
             </w:pPr>
             <w:proofErr w:type="spellStart"/>
-            <w:proofErr w:type="gramStart"/>
             <w:r>
               <w:rPr>
                 <w:rFonts w:ascii="Consolas" w:eastAsia="Consolas" w:hAnsi="Consolas"/>
@@ -9903,17 +9685,7 @@
                 <w:sz w:val="16"/>
                 <w:lang w:val="fr-FR"/>
               </w:rPr>
-              <w:t>/nftables-router.conf.j</w:t>
-            </w:r>
-            <w:proofErr w:type="gramEnd"/>
-            <w:r>
-              <w:rPr>
-                <w:rFonts w:ascii="Consolas" w:eastAsia="Consolas" w:hAnsi="Consolas"/>
-                <w:color w:val="1F6F6A"/>
-                <w:sz w:val="16"/>
-                <w:lang w:val="fr-FR"/>
-              </w:rPr>
-              <w:t>2</w:t>
+              <w:t>/nftables-router.conf.j2</w:t>
             </w:r>
           </w:p>
         </w:tc>
@@ -9977,58 +9749,22 @@
                 <w:color w:val="1F6F6A"/>
                 <w:sz w:val="16"/>
               </w:rPr>
-              <w:t>nftables-webprod.</w:t>
-            </w:r>
-            <w:proofErr w:type="gramStart"/>
+              <w:t>nftables-webprod.conf.j2</w:t>
+            </w:r>
+            <w:r>
+              <w:rPr>
+                <w:rFonts w:eastAsia="Calibri"/>
+                <w:sz w:val="18"/>
+              </w:rPr>
+              <w:t xml:space="preserve">, </w:t>
+            </w:r>
             <w:r>
               <w:rPr>
                 <w:rFonts w:ascii="Consolas" w:eastAsia="Consolas" w:hAnsi="Consolas"/>
                 <w:color w:val="1F6F6A"/>
                 <w:sz w:val="16"/>
               </w:rPr>
-              <w:t>conf.j</w:t>
-            </w:r>
-            <w:proofErr w:type="gramEnd"/>
-            <w:r>
-              <w:rPr>
-                <w:rFonts w:ascii="Consolas" w:eastAsia="Consolas" w:hAnsi="Consolas"/>
-                <w:color w:val="1F6F6A"/>
-                <w:sz w:val="16"/>
-              </w:rPr>
-              <w:t>2</w:t>
-            </w:r>
-            <w:r>
-              <w:rPr>
-                <w:rFonts w:eastAsia="Calibri"/>
-                <w:sz w:val="18"/>
-              </w:rPr>
-              <w:t xml:space="preserve">, </w:t>
-            </w:r>
-            <w:r>
-              <w:rPr>
-                <w:rFonts w:ascii="Consolas" w:eastAsia="Consolas" w:hAnsi="Consolas"/>
-                <w:color w:val="1F6F6A"/>
-                <w:sz w:val="16"/>
-              </w:rPr>
-              <w:t>nftables-supervision.</w:t>
-            </w:r>
-            <w:proofErr w:type="gramStart"/>
-            <w:r>
-              <w:rPr>
-                <w:rFonts w:ascii="Consolas" w:eastAsia="Consolas" w:hAnsi="Consolas"/>
-                <w:color w:val="1F6F6A"/>
-                <w:sz w:val="16"/>
-              </w:rPr>
-              <w:t>conf.j</w:t>
-            </w:r>
-            <w:proofErr w:type="gramEnd"/>
-            <w:r>
-              <w:rPr>
-                <w:rFonts w:ascii="Consolas" w:eastAsia="Consolas" w:hAnsi="Consolas"/>
-                <w:color w:val="1F6F6A"/>
-                <w:sz w:val="16"/>
-              </w:rPr>
-              <w:t>2</w:t>
+              <w:t>nftables-supervision.conf.j2</w:t>
             </w:r>
           </w:p>
         </w:tc>
@@ -10112,7 +9848,6 @@
               <w:t>/</w:t>
             </w:r>
             <w:proofErr w:type="spellStart"/>
-            <w:proofErr w:type="gramStart"/>
             <w:r>
               <w:rPr>
                 <w:rFonts w:ascii="Consolas" w:eastAsia="Consolas" w:hAnsi="Consolas"/>
@@ -10123,7 +9858,6 @@
               <w:t>sudoers.d</w:t>
             </w:r>
             <w:proofErr w:type="spellEnd"/>
-            <w:proofErr w:type="gramEnd"/>
             <w:r>
               <w:rPr>
                 <w:rFonts w:ascii="Consolas" w:eastAsia="Consolas" w:hAnsi="Consolas"/>
@@ -10666,25 +10400,7 @@
                 <w:color w:val="1F6F6A"/>
                 <w:sz w:val="16"/>
               </w:rPr>
-              <w:t>nftables-router.</w:t>
-            </w:r>
-            <w:proofErr w:type="gramStart"/>
-            <w:r>
-              <w:rPr>
-                <w:rFonts w:ascii="Consolas" w:eastAsia="Consolas" w:hAnsi="Consolas"/>
-                <w:color w:val="1F6F6A"/>
-                <w:sz w:val="16"/>
-              </w:rPr>
-              <w:t>conf.j</w:t>
-            </w:r>
-            <w:proofErr w:type="gramEnd"/>
-            <w:r>
-              <w:rPr>
-                <w:rFonts w:ascii="Consolas" w:eastAsia="Consolas" w:hAnsi="Consolas"/>
-                <w:color w:val="1F6F6A"/>
-                <w:sz w:val="16"/>
-              </w:rPr>
-              <w:t>2</w:t>
+              <w:t>nftables-router.conf.j2</w:t>
             </w:r>
           </w:p>
         </w:tc>
@@ -10775,25 +10491,7 @@
                 <w:color w:val="1F6F6A"/>
                 <w:sz w:val="16"/>
               </w:rPr>
-              <w:t>zabbix_</w:t>
-            </w:r>
-            <w:proofErr w:type="gramStart"/>
-            <w:r>
-              <w:rPr>
-                <w:rFonts w:ascii="Consolas" w:eastAsia="Consolas" w:hAnsi="Consolas"/>
-                <w:color w:val="1F6F6A"/>
-                <w:sz w:val="16"/>
-              </w:rPr>
-              <w:t>agent2.conf.j</w:t>
-            </w:r>
-            <w:proofErr w:type="gramEnd"/>
-            <w:r>
-              <w:rPr>
-                <w:rFonts w:ascii="Consolas" w:eastAsia="Consolas" w:hAnsi="Consolas"/>
-                <w:color w:val="1F6F6A"/>
-                <w:sz w:val="16"/>
-              </w:rPr>
-              <w:t>2</w:t>
+              <w:t>zabbix_agent2.conf.j2</w:t>
             </w:r>
           </w:p>
         </w:tc>
@@ -10895,25 +10593,7 @@
                 <w:color w:val="1F6F6A"/>
                 <w:sz w:val="16"/>
               </w:rPr>
-              <w:t>nftables-supervision.</w:t>
-            </w:r>
-            <w:proofErr w:type="gramStart"/>
-            <w:r>
-              <w:rPr>
-                <w:rFonts w:ascii="Consolas" w:eastAsia="Consolas" w:hAnsi="Consolas"/>
-                <w:color w:val="1F6F6A"/>
-                <w:sz w:val="16"/>
-              </w:rPr>
-              <w:t>conf.j</w:t>
-            </w:r>
-            <w:proofErr w:type="gramEnd"/>
-            <w:r>
-              <w:rPr>
-                <w:rFonts w:ascii="Consolas" w:eastAsia="Consolas" w:hAnsi="Consolas"/>
-                <w:color w:val="1F6F6A"/>
-                <w:sz w:val="16"/>
-              </w:rPr>
-              <w:t>2</w:t>
+              <w:t>nftables-supervision.conf.j2</w:t>
             </w:r>
           </w:p>
         </w:tc>
@@ -10998,25 +10678,7 @@
                 <w:color w:val="1F6F6A"/>
                 <w:sz w:val="16"/>
               </w:rPr>
-              <w:t>sudoers-</w:t>
-            </w:r>
-            <w:proofErr w:type="gramStart"/>
-            <w:r>
-              <w:rPr>
-                <w:rFonts w:ascii="Consolas" w:eastAsia="Consolas" w:hAnsi="Consolas"/>
-                <w:color w:val="1F6F6A"/>
-                <w:sz w:val="16"/>
-              </w:rPr>
-              <w:t>supervision.j</w:t>
-            </w:r>
-            <w:proofErr w:type="gramEnd"/>
-            <w:r>
-              <w:rPr>
-                <w:rFonts w:ascii="Consolas" w:eastAsia="Consolas" w:hAnsi="Consolas"/>
-                <w:color w:val="1F6F6A"/>
-                <w:sz w:val="16"/>
-              </w:rPr>
-              <w:t>2</w:t>
+              <w:t>sudoers-supervision.j2</w:t>
             </w:r>
           </w:p>
         </w:tc>
@@ -12280,23 +11942,13 @@
                 <w:lang w:val="fr-FR"/>
               </w:rPr>
             </w:pPr>
-            <w:proofErr w:type="gramStart"/>
             <w:r>
               <w:rPr>
                 <w:rFonts w:eastAsia="Calibri"/>
                 <w:sz w:val="18"/>
                 <w:lang w:val="fr-FR"/>
               </w:rPr>
-              <w:t>eth</w:t>
-            </w:r>
-            <w:proofErr w:type="gramEnd"/>
-            <w:r>
-              <w:rPr>
-                <w:rFonts w:eastAsia="Calibri"/>
-                <w:sz w:val="18"/>
-                <w:lang w:val="fr-FR"/>
-              </w:rPr>
-              <w:t xml:space="preserve">1/eth2 = </w:t>
+              <w:t xml:space="preserve">eth1/eth2 = </w:t>
             </w:r>
             <w:proofErr w:type="spellStart"/>
             <w:r>
@@ -13071,23 +12723,7 @@
           <w:rFonts w:eastAsia="Calibri"/>
           <w:lang w:val="fr-FR"/>
         </w:rPr>
-        <w:t xml:space="preserve">Vault </w:t>
-      </w:r>
-      <w:proofErr w:type="gramStart"/>
-      <w:r>
-        <w:rPr>
-          <w:rFonts w:eastAsia="Calibri"/>
-          <w:lang w:val="fr-FR"/>
-        </w:rPr>
-        <w:t>hors</w:t>
-      </w:r>
-      <w:proofErr w:type="gramEnd"/>
-      <w:r>
-        <w:rPr>
-          <w:rFonts w:eastAsia="Calibri"/>
-          <w:lang w:val="fr-FR"/>
-        </w:rPr>
-        <w:t xml:space="preserve"> partage </w:t>
+        <w:t xml:space="preserve">Vault hors partage </w:t>
       </w:r>
       <w:r>
         <w:rPr>
@@ -13381,7 +13017,6 @@
         </w:rPr>
       </w:pPr>
       <w:proofErr w:type="spellStart"/>
-      <w:proofErr w:type="gramStart"/>
       <w:r>
         <w:rPr>
           <w:rFonts w:eastAsia="Calibri"/>
@@ -13390,7 +13025,6 @@
         <w:t>systemd</w:t>
       </w:r>
       <w:proofErr w:type="spellEnd"/>
-      <w:proofErr w:type="gramEnd"/>
       <w:r>
         <w:rPr>
           <w:rFonts w:eastAsia="Calibri"/>
@@ -13434,7 +13068,6 @@
         <w:t xml:space="preserve"> </w:t>
       </w:r>
       <w:proofErr w:type="spellStart"/>
-      <w:proofErr w:type="gramStart"/>
       <w:r>
         <w:rPr>
           <w:rFonts w:eastAsia="Calibri"/>
@@ -13446,14 +13079,7 @@
         <w:rPr>
           <w:rFonts w:eastAsia="Calibri"/>
         </w:rPr>
-        <w:t xml:space="preserve"> :</w:t>
-      </w:r>
-      <w:proofErr w:type="gramEnd"/>
-      <w:r>
-        <w:rPr>
-          <w:rFonts w:eastAsia="Calibri"/>
-        </w:rPr>
-        <w:t xml:space="preserve"> </w:t>
+        <w:t xml:space="preserve"> : </w:t>
       </w:r>
       <w:r>
         <w:rPr>
@@ -13461,18 +13087,8 @@
           <w:color w:val="1F6F6A"/>
           <w:sz w:val="20"/>
         </w:rPr>
-        <w:t xml:space="preserve">systemctl restart </w:t>
-      </w:r>
-      <w:proofErr w:type="gramStart"/>
-      <w:r>
-        <w:rPr>
-          <w:rFonts w:ascii="Consolas" w:eastAsia="Consolas" w:hAnsi="Consolas"/>
-          <w:color w:val="1F6F6A"/>
-          <w:sz w:val="20"/>
-        </w:rPr>
-        <w:t>nginx.service</w:t>
-      </w:r>
-      <w:proofErr w:type="gramEnd"/>
+        <w:t>systemctl restart nginx.service</w:t>
+      </w:r>
       <w:r>
         <w:rPr>
           <w:rFonts w:eastAsia="Calibri"/>
@@ -13526,7 +13142,6 @@
         <w:t xml:space="preserve">(monté de version) </w:t>
       </w:r>
       <w:proofErr w:type="spellStart"/>
-      <w:proofErr w:type="gramStart"/>
       <w:r>
         <w:rPr>
           <w:rFonts w:eastAsia="Calibri"/>
@@ -13547,15 +13162,7 @@
           <w:rFonts w:eastAsia="Calibri"/>
           <w:lang w:val="fr-FR"/>
         </w:rPr>
-        <w:t xml:space="preserve"> si</w:t>
-      </w:r>
-      <w:proofErr w:type="gramEnd"/>
-      <w:r>
-        <w:rPr>
-          <w:rFonts w:eastAsia="Calibri"/>
-          <w:lang w:val="fr-FR"/>
-        </w:rPr>
-        <w:t xml:space="preserve"> bug PSK ; pas de job de sauvegarde.</w:t>
+        <w:t xml:space="preserve"> si bug PSK ; pas de job de sauvegarde.</w:t>
       </w:r>
     </w:p>
     <w:p>
@@ -13784,27 +13391,7 @@
                 <w:color w:val="FFFFFF"/>
                 <w:sz w:val="18"/>
               </w:rPr>
-              <w:t xml:space="preserve">Ne </w:t>
-            </w:r>
-            <w:proofErr w:type="gramStart"/>
-            <w:r>
-              <w:rPr>
-                <w:rFonts w:eastAsia="Calibri"/>
-                <w:b/>
-                <w:color w:val="FFFFFF"/>
-                <w:sz w:val="18"/>
-              </w:rPr>
-              <w:t>pas</w:t>
-            </w:r>
-            <w:proofErr w:type="gramEnd"/>
-            <w:r>
-              <w:rPr>
-                <w:rFonts w:eastAsia="Calibri"/>
-                <w:b/>
-                <w:color w:val="FFFFFF"/>
-                <w:sz w:val="18"/>
-              </w:rPr>
-              <w:t xml:space="preserve"> faire</w:t>
+              <w:t>Ne pas faire</w:t>
             </w:r>
           </w:p>
         </w:tc>
@@ -14118,7 +13705,6 @@
         </w:rPr>
       </w:pPr>
       <w:proofErr w:type="spellStart"/>
-      <w:proofErr w:type="gramStart"/>
       <w:r>
         <w:rPr>
           <w:b/>
@@ -14128,7 +13714,6 @@
         <w:t>curl</w:t>
       </w:r>
       <w:proofErr w:type="spellEnd"/>
-      <w:proofErr w:type="gramEnd"/>
       <w:r>
         <w:rPr>
           <w:b/>
@@ -14148,21 +13733,7 @@
         <w:rPr>
           <w:lang w:val="fr-FR"/>
         </w:rPr>
-        <w:t xml:space="preserve">il y </w:t>
-      </w:r>
-      <w:proofErr w:type="gramStart"/>
-      <w:r>
-        <w:rPr>
-          <w:lang w:val="fr-FR"/>
-        </w:rPr>
-        <w:t>aurai</w:t>
-      </w:r>
-      <w:proofErr w:type="gramEnd"/>
-      <w:r>
-        <w:rPr>
-          <w:lang w:val="fr-FR"/>
-        </w:rPr>
-        <w:t xml:space="preserve"> une tentative</w:t>
+        <w:t>il y aurai une tentative</w:t>
       </w:r>
       <w:r>
         <w:rPr>
@@ -14340,7 +13911,6 @@
         </w:rPr>
       </w:pPr>
       <w:proofErr w:type="spellStart"/>
-      <w:proofErr w:type="gramStart"/>
       <w:r>
         <w:rPr>
           <w:b/>
@@ -14350,7 +13920,6 @@
         <w:t>scp</w:t>
       </w:r>
       <w:proofErr w:type="spellEnd"/>
-      <w:proofErr w:type="gramEnd"/>
       <w:r>
         <w:rPr>
           <w:b/>
@@ -14838,19 +14407,11 @@
         </w:rPr>
         <w:t xml:space="preserve">PCO </w:t>
       </w:r>
-      <w:proofErr w:type="gramStart"/>
-      <w:r>
-        <w:rPr>
-          <w:lang w:val="fr-FR"/>
-        </w:rPr>
-        <w:t>( Plan</w:t>
-      </w:r>
-      <w:proofErr w:type="gramEnd"/>
-      <w:r>
-        <w:rPr>
-          <w:lang w:val="fr-FR"/>
-        </w:rPr>
-        <w:t xml:space="preserve"> de continuité des opérations (ou PCA) </w:t>
+      <w:r>
+        <w:rPr>
+          <w:lang w:val="fr-FR"/>
+        </w:rPr>
+        <w:t xml:space="preserve">( Plan de continuité des opérations (ou PCA) </w:t>
       </w:r>
       <w:r>
         <w:rPr>
@@ -14867,21 +14428,7 @@
         <w:rPr>
           <w:rFonts w:eastAsia="Calibri"/>
         </w:rPr>
-        <w:t xml:space="preserve">Confirmer via Grafana / Slack / Prometheus — pas </w:t>
-      </w:r>
-      <w:proofErr w:type="gramStart"/>
-      <w:r>
-        <w:rPr>
-          <w:rFonts w:eastAsia="Calibri"/>
-        </w:rPr>
-        <w:t>un curl</w:t>
-      </w:r>
-      <w:proofErr w:type="gramEnd"/>
-      <w:r>
-        <w:rPr>
-          <w:rFonts w:eastAsia="Calibri"/>
-        </w:rPr>
-        <w:t xml:space="preserve"> 443.</w:t>
+        <w:t>Confirmer via Grafana / Slack / Prometheus — pas un curl 443.</w:t>
       </w:r>
     </w:p>
     <w:p>
@@ -14976,32 +14523,14 @@
           <w:bCs/>
           <w:lang w:val="fr-FR"/>
         </w:rPr>
-        <w:t xml:space="preserve">procédure de confinement d'un </w:t>
-      </w:r>
-      <w:proofErr w:type="gramStart"/>
-      <w:r>
-        <w:rPr>
-          <w:rFonts w:eastAsia="Calibri"/>
-          <w:b/>
-          <w:bCs/>
-          <w:lang w:val="fr-FR"/>
-        </w:rPr>
-        <w:t>incident</w:t>
-      </w:r>
-      <w:r>
-        <w:rPr>
-          <w:rFonts w:eastAsia="Calibri"/>
-          <w:lang w:val="fr-FR"/>
-        </w:rPr>
-        <w:t>:</w:t>
-      </w:r>
-      <w:proofErr w:type="gramEnd"/>
-      <w:r>
-        <w:rPr>
-          <w:rFonts w:eastAsia="Calibri"/>
-          <w:lang w:val="fr-FR"/>
-        </w:rPr>
-        <w:t xml:space="preserve"> que faire concrètement si web-prod est compromis ou se comporte mal. C'est la déclinaison opérationnelle de la ligne « PCO : isolation FORWARD + artefacts vers /</w:t>
+        <w:t>procédure de confinement d'un incident</w:t>
+      </w:r>
+      <w:r>
+        <w:rPr>
+          <w:rFonts w:eastAsia="Calibri"/>
+          <w:lang w:val="fr-FR"/>
+        </w:rPr>
+        <w:t>: que faire concrètement si web-prod est compromis ou se comporte mal. C'est la déclinaison opérationnelle de la ligne « PCO : isolation FORWARD + artefacts vers /</w:t>
       </w:r>
       <w:proofErr w:type="spellStart"/>
       <w:r>
@@ -15380,7 +14909,6 @@
         <w:t xml:space="preserve"> </w:t>
       </w:r>
       <w:proofErr w:type="spellStart"/>
-      <w:proofErr w:type="gramStart"/>
       <w:r>
         <w:rPr>
           <w:rFonts w:eastAsia="Calibri"/>
@@ -15405,7 +14933,6 @@
         <w:t>healer</w:t>
       </w:r>
       <w:proofErr w:type="spellEnd"/>
-      <w:proofErr w:type="gramEnd"/>
       <w:r>
         <w:rPr>
           <w:rFonts w:eastAsia="Calibri"/>
@@ -15478,17 +15005,8 @@
           <w:rFonts w:eastAsia="Calibri"/>
           <w:lang w:val="fr-FR"/>
         </w:rPr>
-        <w:t xml:space="preserve"> est </w:t>
-      </w:r>
-      <w:proofErr w:type="gramStart"/>
-      <w:r>
-        <w:rPr>
-          <w:rFonts w:eastAsia="Calibri"/>
-          <w:lang w:val="fr-FR"/>
-        </w:rPr>
-        <w:t>posé</w:t>
-      </w:r>
-      <w:proofErr w:type="gramEnd"/>
+        <w:t xml:space="preserve"> est posé</w:t>
+      </w:r>
       <w:r>
         <w:rPr>
           <w:rFonts w:eastAsia="Calibri"/>
@@ -15578,23 +15096,7 @@
           <w:rFonts w:eastAsia="Calibri"/>
           <w:lang w:val="fr-FR"/>
         </w:rPr>
-        <w:t xml:space="preserve"> ne </w:t>
-      </w:r>
-      <w:proofErr w:type="gramStart"/>
-      <w:r>
-        <w:rPr>
-          <w:rFonts w:eastAsia="Calibri"/>
-          <w:lang w:val="fr-FR"/>
-        </w:rPr>
-        <w:t>fais</w:t>
-      </w:r>
-      <w:proofErr w:type="gramEnd"/>
-      <w:r>
-        <w:rPr>
-          <w:rFonts w:eastAsia="Calibri"/>
-          <w:lang w:val="fr-FR"/>
-        </w:rPr>
-        <w:t xml:space="preserve"> </w:t>
+        <w:t xml:space="preserve"> ne fais </w:t>
       </w:r>
       <w:r>
         <w:rPr>
@@ -15980,19 +15482,11 @@
         </w:rPr>
         <w:t xml:space="preserve">on </w:t>
       </w:r>
-      <w:proofErr w:type="gramStart"/>
-      <w:r>
-        <w:rPr>
-          <w:lang w:val="fr-FR"/>
-        </w:rPr>
-        <w:t>recevrais</w:t>
-      </w:r>
-      <w:proofErr w:type="gramEnd"/>
-      <w:r>
-        <w:rPr>
-          <w:lang w:val="fr-FR"/>
-        </w:rPr>
-        <w:t xml:space="preserve"> une alerte Slack pour rien. </w:t>
+      <w:r>
+        <w:rPr>
+          <w:lang w:val="fr-FR"/>
+        </w:rPr>
+        <w:t xml:space="preserve">recevrais une alerte Slack pour rien. </w:t>
       </w:r>
       <w:r>
         <w:rPr>
@@ -16004,21 +15498,7 @@
         <w:rPr>
           <w:lang w:val="fr-FR"/>
         </w:rPr>
-        <w:t xml:space="preserve"> </w:t>
-      </w:r>
-      <w:proofErr w:type="gramStart"/>
-      <w:r>
-        <w:rPr>
-          <w:lang w:val="fr-FR"/>
-        </w:rPr>
-        <w:t>poses</w:t>
-      </w:r>
-      <w:proofErr w:type="gramEnd"/>
-      <w:r>
-        <w:rPr>
-          <w:lang w:val="fr-FR"/>
-        </w:rPr>
-        <w:t xml:space="preserve"> donc un silence sur </w:t>
+        <w:t xml:space="preserve"> poses donc un silence sur </w:t>
       </w:r>
       <w:proofErr w:type="spellStart"/>
       <w:r>
@@ -16386,7 +15866,6 @@
               </w:rPr>
             </w:pPr>
             <w:proofErr w:type="spellStart"/>
-            <w:proofErr w:type="gramStart"/>
             <w:r>
               <w:rPr>
                 <w:rFonts w:ascii="Consolas" w:eastAsia="Consolas" w:hAnsi="Consolas"/>
@@ -16397,7 +15876,6 @@
               <w:t>vagrant</w:t>
             </w:r>
             <w:proofErr w:type="spellEnd"/>
-            <w:proofErr w:type="gramEnd"/>
             <w:r>
               <w:rPr>
                 <w:rFonts w:ascii="Consolas" w:eastAsia="Consolas" w:hAnsi="Consolas"/>
@@ -16846,18 +16324,8 @@
           <w:b/>
           <w:color w:val="1B3A4B"/>
         </w:rPr>
-        <w:t>Crash live (option A</w:t>
-      </w:r>
-      <w:proofErr w:type="gramStart"/>
-      <w:r>
-        <w:rPr>
-          <w:rFonts w:eastAsia="Calibri"/>
-          <w:b/>
-          <w:color w:val="1B3A4B"/>
-        </w:rPr>
-        <w:t>) :</w:t>
-      </w:r>
-      <w:proofErr w:type="gramEnd"/>
+        <w:t>Crash live (option A) :</w:t>
+      </w:r>
     </w:p>
     <w:p>
       <w:pPr>
@@ -17123,17 +16591,8 @@
                 <w:rFonts w:eastAsia="Calibri"/>
                 <w:sz w:val="18"/>
               </w:rPr>
-              <w:t xml:space="preserve"> HTTP </w:t>
-            </w:r>
-            <w:proofErr w:type="gramStart"/>
-            <w:r>
-              <w:rPr>
-                <w:rFonts w:eastAsia="Calibri"/>
-                <w:sz w:val="18"/>
-              </w:rPr>
-              <w:t>9095 ?</w:t>
-            </w:r>
-            <w:proofErr w:type="gramEnd"/>
+              <w:t xml:space="preserve"> HTTP 9095 ?</w:t>
+            </w:r>
           </w:p>
         </w:tc>
         <w:tc>
@@ -17229,17 +16688,8 @@
                 <w:rFonts w:eastAsia="Calibri"/>
                 <w:sz w:val="18"/>
               </w:rPr>
-              <w:t xml:space="preserve"> pas de </w:t>
-            </w:r>
-            <w:proofErr w:type="gramStart"/>
-            <w:r>
-              <w:rPr>
-                <w:rFonts w:eastAsia="Calibri"/>
-                <w:sz w:val="18"/>
-              </w:rPr>
-              <w:t>backup ?</w:t>
-            </w:r>
-            <w:proofErr w:type="gramEnd"/>
+              <w:t xml:space="preserve"> pas de backup ?</w:t>
+            </w:r>
           </w:p>
         </w:tc>
         <w:tc>
@@ -17414,7 +16864,6 @@
         </w:rPr>
       </w:pPr>
       <w:proofErr w:type="spellStart"/>
-      <w:proofErr w:type="gramStart"/>
       <w:r>
         <w:rPr>
           <w:rFonts w:ascii="Consolas" w:eastAsia="Consolas" w:hAnsi="Consolas"/>
@@ -17425,7 +16874,6 @@
         <w:t>vagrant</w:t>
       </w:r>
       <w:proofErr w:type="spellEnd"/>
-      <w:proofErr w:type="gramEnd"/>
       <w:r>
         <w:rPr>
           <w:rFonts w:ascii="Consolas" w:eastAsia="Consolas" w:hAnsi="Consolas"/>
@@ -18428,7 +17876,6 @@
         </w:rPr>
       </w:pPr>
       <w:proofErr w:type="spellStart"/>
-      <w:proofErr w:type="gramStart"/>
       <w:r>
         <w:rPr>
           <w:rFonts w:eastAsia="Calibri"/>
@@ -18437,7 +17884,6 @@
         <w:t>nc</w:t>
       </w:r>
       <w:proofErr w:type="spellEnd"/>
-      <w:proofErr w:type="gramEnd"/>
       <w:r>
         <w:rPr>
           <w:rFonts w:eastAsia="Calibri"/>
@@ -18539,7 +17985,6 @@
           <w:lang w:val="fr-FR" w:eastAsia="fr-FR"/>
         </w:rPr>
       </w:pPr>
-      <w:proofErr w:type="gramStart"/>
       <w:r>
         <w:rPr>
           <w:rFonts w:ascii="Courier New" w:eastAsia="Times New Roman" w:hAnsi="Courier New" w:cs="Courier New"/>
@@ -18548,18 +17993,7 @@
           <w:szCs w:val="20"/>
           <w:lang w:val="fr-FR" w:eastAsia="fr-FR"/>
         </w:rPr>
-        <w:t>timeout</w:t>
-      </w:r>
-      <w:proofErr w:type="gramEnd"/>
-      <w:r>
-        <w:rPr>
-          <w:rFonts w:ascii="Courier New" w:eastAsia="Times New Roman" w:hAnsi="Courier New" w:cs="Courier New"/>
-          <w:color w:val="auto"/>
-          <w:sz w:val="20"/>
-          <w:szCs w:val="20"/>
-          <w:lang w:val="fr-FR" w:eastAsia="fr-FR"/>
-        </w:rPr>
-        <w:t xml:space="preserve"> 5</w:t>
+        <w:t>timeout 5</w:t>
       </w:r>
       <w:r>
         <w:rPr>
@@ -18735,29 +18169,7 @@
           <w:szCs w:val="24"/>
           <w:lang w:val="fr-FR" w:eastAsia="fr-FR"/>
         </w:rPr>
-        <w:t xml:space="preserve"> doit expirer (DROP, port 22 </w:t>
-      </w:r>
-      <w:proofErr w:type="gramStart"/>
-      <w:r>
-        <w:rPr>
-          <w:rFonts w:ascii="Times New Roman" w:eastAsia="Times New Roman" w:hAnsi="Times New Roman" w:cs="Times New Roman"/>
-          <w:color w:val="auto"/>
-          <w:sz w:val="24"/>
-          <w:szCs w:val="24"/>
-          <w:lang w:val="fr-FR" w:eastAsia="fr-FR"/>
-        </w:rPr>
-        <w:t>hors</w:t>
-      </w:r>
-      <w:proofErr w:type="gramEnd"/>
-      <w:r>
-        <w:rPr>
-          <w:rFonts w:ascii="Times New Roman" w:eastAsia="Times New Roman" w:hAnsi="Times New Roman" w:cs="Times New Roman"/>
-          <w:color w:val="auto"/>
-          <w:sz w:val="24"/>
-          <w:szCs w:val="24"/>
-          <w:lang w:val="fr-FR" w:eastAsia="fr-FR"/>
-        </w:rPr>
-        <w:t xml:space="preserve"> FORWARD), donc tu dois voir </w:t>
+        <w:t xml:space="preserve"> doit expirer (DROP, port 22 hors FORWARD), donc tu dois voir </w:t>
       </w:r>
       <w:r>
         <w:rPr>
@@ -19062,7 +18474,6 @@
         <w:t xml:space="preserve"> (</w:t>
       </w:r>
       <w:proofErr w:type="spellStart"/>
-      <w:proofErr w:type="gramStart"/>
       <w:r>
         <w:rPr>
           <w:rFonts w:ascii="Courier New" w:eastAsia="Times New Roman" w:hAnsi="Courier New" w:cs="Courier New"/>
@@ -19082,18 +18493,7 @@
           <w:szCs w:val="20"/>
           <w:lang w:val="fr-FR" w:eastAsia="fr-FR"/>
         </w:rPr>
-        <w:t>:</w:t>
-      </w:r>
-      <w:proofErr w:type="gramEnd"/>
-      <w:r>
-        <w:rPr>
-          <w:rFonts w:ascii="Courier New" w:eastAsia="Times New Roman" w:hAnsi="Courier New" w:cs="Courier New"/>
-          <w:color w:val="auto"/>
-          <w:sz w:val="20"/>
-          <w:szCs w:val="20"/>
-          <w:lang w:val="fr-FR" w:eastAsia="fr-FR"/>
-        </w:rPr>
-        <w:t xml:space="preserve"> "up"</w:t>
+        <w:t>: "up"</w:t>
       </w:r>
       <w:r>
         <w:rPr>
@@ -19416,9 +18816,9 @@
           <w:szCs w:val="24"/>
           <w:lang w:val="fr-FR" w:eastAsia="fr-FR"/>
         </w:rPr>
-        <w:t xml:space="preserve"> </w:t>
-      </w:r>
-      <w:proofErr w:type="gramStart"/>
+        <w:t xml:space="preserve"> dois y lire les traces des relances Nginx déclenchées par </w:t>
+      </w:r>
+      <w:proofErr w:type="spellStart"/>
       <w:r>
         <w:rPr>
           <w:rFonts w:ascii="Times New Roman" w:eastAsia="Times New Roman" w:hAnsi="Times New Roman" w:cs="Times New Roman"/>
@@ -19427,9 +18827,9 @@
           <w:szCs w:val="24"/>
           <w:lang w:val="fr-FR" w:eastAsia="fr-FR"/>
         </w:rPr>
-        <w:t>dois</w:t>
-      </w:r>
-      <w:proofErr w:type="gramEnd"/>
+        <w:t>Alertmanager</w:t>
+      </w:r>
+      <w:proofErr w:type="spellEnd"/>
       <w:r>
         <w:rPr>
           <w:rFonts w:ascii="Times New Roman" w:eastAsia="Times New Roman" w:hAnsi="Times New Roman" w:cs="Times New Roman"/>
@@ -19438,9 +18838,8 @@
           <w:szCs w:val="24"/>
           <w:lang w:val="fr-FR" w:eastAsia="fr-FR"/>
         </w:rPr>
-        <w:t xml:space="preserve"> y lire les traces des relances Nginx déclenchées par </w:t>
-      </w:r>
-      <w:proofErr w:type="spellStart"/>
+        <w:t xml:space="preserve"> (avec horodatage</w:t>
+      </w:r>
       <w:r>
         <w:rPr>
           <w:rFonts w:ascii="Times New Roman" w:eastAsia="Times New Roman" w:hAnsi="Times New Roman" w:cs="Times New Roman"/>
@@ -19449,9 +18848,8 @@
           <w:szCs w:val="24"/>
           <w:lang w:val="fr-FR" w:eastAsia="fr-FR"/>
         </w:rPr>
-        <w:t>Alertmanager</w:t>
-      </w:r>
-      <w:proofErr w:type="spellEnd"/>
+        <w:t xml:space="preserve">) </w:t>
+      </w:r>
       <w:r>
         <w:rPr>
           <w:rFonts w:ascii="Times New Roman" w:eastAsia="Times New Roman" w:hAnsi="Times New Roman" w:cs="Times New Roman"/>
@@ -19460,8 +18858,9 @@
           <w:szCs w:val="24"/>
           <w:lang w:val="fr-FR" w:eastAsia="fr-FR"/>
         </w:rPr>
-        <w:t xml:space="preserve"> (avec horodatage</w:t>
-      </w:r>
+        <w:t xml:space="preserve">Ça valide le bout de la chaîne : détection → alerte → </w:t>
+      </w:r>
+      <w:proofErr w:type="spellStart"/>
       <w:r>
         <w:rPr>
           <w:rFonts w:ascii="Times New Roman" w:eastAsia="Times New Roman" w:hAnsi="Times New Roman" w:cs="Times New Roman"/>
@@ -19470,8 +18869,9 @@
           <w:szCs w:val="24"/>
           <w:lang w:val="fr-FR" w:eastAsia="fr-FR"/>
         </w:rPr>
-        <w:t xml:space="preserve">) </w:t>
-      </w:r>
+        <w:t>webhook</w:t>
+      </w:r>
+      <w:proofErr w:type="spellEnd"/>
       <w:r>
         <w:rPr>
           <w:rFonts w:ascii="Times New Roman" w:eastAsia="Times New Roman" w:hAnsi="Times New Roman" w:cs="Times New Roman"/>
@@ -19480,28 +18880,6 @@
           <w:szCs w:val="24"/>
           <w:lang w:val="fr-FR" w:eastAsia="fr-FR"/>
         </w:rPr>
-        <w:t xml:space="preserve">Ça valide le bout de la chaîne : détection → alerte → </w:t>
-      </w:r>
-      <w:proofErr w:type="spellStart"/>
-      <w:r>
-        <w:rPr>
-          <w:rFonts w:ascii="Times New Roman" w:eastAsia="Times New Roman" w:hAnsi="Times New Roman" w:cs="Times New Roman"/>
-          <w:color w:val="auto"/>
-          <w:sz w:val="24"/>
-          <w:szCs w:val="24"/>
-          <w:lang w:val="fr-FR" w:eastAsia="fr-FR"/>
-        </w:rPr>
-        <w:t>webhook</w:t>
-      </w:r>
-      <w:proofErr w:type="spellEnd"/>
-      <w:r>
-        <w:rPr>
-          <w:rFonts w:ascii="Times New Roman" w:eastAsia="Times New Roman" w:hAnsi="Times New Roman" w:cs="Times New Roman"/>
-          <w:color w:val="auto"/>
-          <w:sz w:val="24"/>
-          <w:szCs w:val="24"/>
-          <w:lang w:val="fr-FR" w:eastAsia="fr-FR"/>
-        </w:rPr>
         <w:t xml:space="preserve"> → relance du service.</w:t>
       </w:r>
     </w:p>
@@ -19538,8 +18916,8 @@
       </w:r>
     </w:p>
     <w:sectPr>
-      <w:headerReference w:type="default" r:id="rId10"/>
-      <w:footerReference w:type="default" r:id="rId11"/>
+      <w:headerReference w:type="default" r:id="rId9"/>
+      <w:footerReference w:type="default" r:id="rId10"/>
       <w:pgSz w:w="11906" w:h="16838"/>
       <w:pgMar w:top="1247" w:right="1247" w:bottom="1134" w:left="1247" w:header="720" w:footer="720" w:gutter="0"/>
       <w:cols w:space="720"/>
